--- a/41JP Jakist program ta testuvannja/7/JP_KNT-122_Onyshchenko_19_PR7.docx
+++ b/41JP Jakist program ta testuvannja/7/JP_KNT-122_Onyshchenko_19_PR7.docx
@@ -511,19 +511,7 @@
         <w:rPr>
           <w:lang w:val="uk-UA"/>
         </w:rPr>
-        <w:t xml:space="preserve">Завдання </w:t>
-      </w:r>
-      <w:r>
-        <w:rPr>
-          <w:lang w:val="uk-UA"/>
-        </w:rPr>
-        <w:t>до роботи зі сторінки 46</w:t>
-      </w:r>
-      <w:r>
-        <w:rPr>
-          <w:lang w:val="uk-UA"/>
-        </w:rPr>
-        <w:t xml:space="preserve">: </w:t>
+        <w:t xml:space="preserve">Завдання до роботи зі сторінки 46: </w:t>
       </w:r>
     </w:p>
     <w:p>
@@ -555,51 +543,7 @@
           <w:spacing w:val="0"/>
           <w:lang w:val="uk-UA"/>
         </w:rPr>
-        <w:t>1</w:t>
-      </w:r>
-      <w:r>
-        <w:rPr>
-          <w:b w:val="false"/>
-          <w:i w:val="false"/>
-          <w:caps w:val="false"/>
-          <w:smallCaps w:val="false"/>
-          <w:spacing w:val="0"/>
-          <w:lang w:val="uk-UA"/>
-        </w:rPr>
-        <w:t>.</w:t>
-      </w:r>
-      <w:r>
-        <w:rPr>
-          <w:b w:val="false"/>
-          <w:i w:val="false"/>
-          <w:caps w:val="false"/>
-          <w:smallCaps w:val="false"/>
-          <w:spacing w:val="0"/>
-          <w:lang w:val="uk-UA"/>
-        </w:rPr>
-        <w:t xml:space="preserve"> Створити 6 тест-кейсів для сайту, </w:t>
-      </w:r>
-      <w:r>
-        <w:rPr>
-          <w:b w:val="false"/>
-          <w:i w:val="false"/>
-          <w:caps w:val="false"/>
-          <w:smallCaps w:val="false"/>
-          <w:spacing w:val="0"/>
-          <w:lang w:val="uk-UA"/>
-        </w:rPr>
-        <w:t>Н</w:t>
-      </w:r>
-      <w:r>
-        <w:rPr>
-          <w:b w:val="false"/>
-          <w:i w:val="false"/>
-          <w:caps w:val="false"/>
-          <w:smallCaps w:val="false"/>
-          <w:spacing w:val="0"/>
-          <w:lang w:val="uk-UA"/>
-        </w:rPr>
-        <w:t xml:space="preserve">априклад </w:t>
+        <w:t xml:space="preserve">1. Створити 6 тест-кейсів для сайту, Наприклад </w:t>
       </w:r>
       <w:hyperlink r:id="rId2">
         <w:r>
@@ -778,14 +722,10 @@
     <w:p>
       <w:pPr>
         <w:pStyle w:val="p1"/>
-        <w:rPr>
-          <w:lang w:val="uk-UA"/>
-        </w:rPr>
-      </w:pPr>
-      <w:r>
-        <w:rPr>
-          <w:lang w:val="uk-UA"/>
-        </w:rPr>
+        <w:rPr/>
+      </w:pPr>
+      <w:r>
+        <w:rPr/>
       </w:r>
     </w:p>
     <w:p>
@@ -795,16 +735,100 @@
       </w:pPr>
       <w:r>
         <w:rPr/>
-        <w:t xml:space="preserve">Теорія </w:t>
-      </w:r>
-    </w:p>
-    <w:p>
-      <w:pPr>
-        <w:pStyle w:val="p1"/>
-        <w:rPr/>
-      </w:pPr>
-      <w:r>
-        <w:rPr/>
+        <w:t>Виконання</w:t>
+      </w:r>
+    </w:p>
+    <w:p>
+      <w:pPr>
+        <w:pStyle w:val="p1"/>
+        <w:rPr/>
+      </w:pPr>
+      <w:r>
+        <w:rPr/>
+      </w:r>
+    </w:p>
+    <w:p>
+      <w:pPr>
+        <w:pStyle w:val="p1"/>
+        <w:rPr>
+          <w:lang w:val="uk-UA"/>
+        </w:rPr>
+      </w:pPr>
+      <w:r>
+        <w:rPr>
+          <w:lang w:val="uk-UA"/>
+        </w:rPr>
+        <w:t>Виконання роботи зображено нижче на картинці:</w:t>
+      </w:r>
+    </w:p>
+    <w:p>
+      <w:pPr>
+        <w:pStyle w:val="p1"/>
+        <w:rPr>
+          <w:lang w:val="uk-UA"/>
+        </w:rPr>
+      </w:pPr>
+      <w:r>
+        <w:rPr>
+          <w:lang w:val="uk-UA"/>
+        </w:rPr>
+      </w:r>
+    </w:p>
+    <w:p>
+      <w:pPr>
+        <w:pStyle w:val="img1"/>
+        <w:rPr/>
+      </w:pPr>
+      <w:r>
+        <w:rPr/>
+        <w:drawing>
+          <wp:inline distT="0" distB="0" distL="0" distR="0">
+            <wp:extent cx="5760085" cy="6299835"/>
+            <wp:effectExtent l="0" t="0" r="0" b="0"/>
+            <wp:docPr id="1" name="Зображення1"/>
+            <wp:cNvGraphicFramePr>
+              <a:graphicFrameLocks xmlns:a="http://schemas.openxmlformats.org/drawingml/2006/main" noChangeAspect="1"/>
+            </wp:cNvGraphicFramePr>
+            <a:graphic xmlns:a="http://schemas.openxmlformats.org/drawingml/2006/main">
+              <a:graphicData uri="http://schemas.openxmlformats.org/drawingml/2006/picture">
+                <pic:pic xmlns:pic="http://schemas.openxmlformats.org/drawingml/2006/picture">
+                  <pic:nvPicPr>
+                    <pic:cNvPr id="1" name="Зображення1"/>
+                    <pic:cNvPicPr>
+                      <a:picLocks noChangeAspect="1" noChangeArrowheads="1"/>
+                    </pic:cNvPicPr>
+                  </pic:nvPicPr>
+                  <pic:blipFill>
+                    <a:blip r:embed="rId3"/>
+                    <a:stretch>
+                      <a:fillRect/>
+                    </a:stretch>
+                  </pic:blipFill>
+                  <pic:spPr bwMode="auto">
+                    <a:xfrm>
+                      <a:off x="0" y="0"/>
+                      <a:ext cx="5760085" cy="6299835"/>
+                    </a:xfrm>
+                    <a:prstGeom prst="rect">
+                      <a:avLst/>
+                    </a:prstGeom>
+                    <a:noFill/>
+                  </pic:spPr>
+                </pic:pic>
+              </a:graphicData>
+            </a:graphic>
+          </wp:inline>
+        </w:drawing>
+      </w:r>
+    </w:p>
+    <w:p>
+      <w:pPr>
+        <w:pStyle w:val="img1"/>
+        <w:rPr/>
+      </w:pPr>
+      <w:r>
+        <w:rPr/>
+        <w:t>Рисунок 1.1 — Процес виконання роботи.</w:t>
       </w:r>
     </w:p>
     <w:p>
@@ -823,7 +847,47 @@
       </w:pPr>
       <w:r>
         <w:rPr/>
-        <w:t>Виконання</w:t>
+        <w:t>Висновки</w:t>
+      </w:r>
+    </w:p>
+    <w:p>
+      <w:pPr>
+        <w:pStyle w:val="p1"/>
+        <w:rPr>
+          <w:lang w:val="uk-UA"/>
+        </w:rPr>
+      </w:pPr>
+      <w:r>
+        <w:rPr>
+          <w:lang w:val="uk-UA"/>
+        </w:rPr>
+      </w:r>
+    </w:p>
+    <w:p>
+      <w:pPr>
+        <w:pStyle w:val="p1"/>
+        <w:rPr>
+          <w:lang w:val="uk-UA"/>
+        </w:rPr>
+      </w:pPr>
+      <w:r>
+        <w:rPr>
+          <w:lang w:val="uk-UA"/>
+        </w:rPr>
+        <w:t>Благодаттю Господа Ісуса Христа було зроблено тест-кейси.</w:t>
+      </w:r>
+    </w:p>
+    <w:p>
+      <w:pPr>
+        <w:pStyle w:val="p1"/>
+        <w:rPr>
+          <w:lang w:val="uk-UA"/>
+        </w:rPr>
+      </w:pPr>
+      <w:r>
+        <w:rPr>
+          <w:lang w:val="uk-UA"/>
+        </w:rPr>
       </w:r>
     </w:p>
     <w:p>
@@ -833,62 +897,6 @@
       </w:pPr>
       <w:r>
         <w:rPr/>
-        <w:t>Висновки</w:t>
-      </w:r>
-    </w:p>
-    <w:p>
-      <w:pPr>
-        <w:pStyle w:val="p1"/>
-        <w:rPr>
-          <w:lang w:val="uk-UA"/>
-        </w:rPr>
-      </w:pPr>
-      <w:r>
-        <w:rPr>
-          <w:lang w:val="uk-UA"/>
-        </w:rPr>
-      </w:r>
-    </w:p>
-    <w:p>
-      <w:pPr>
-        <w:pStyle w:val="p1"/>
-        <w:rPr>
-          <w:lang w:val="uk-UA"/>
-        </w:rPr>
-      </w:pPr>
-      <w:r>
-        <w:rPr>
-          <w:lang w:val="uk-UA"/>
-        </w:rPr>
-        <w:t xml:space="preserve">Благодаттю Господа Ісуса Христа було </w:t>
-      </w:r>
-      <w:r>
-        <w:rPr>
-          <w:lang w:val="uk-UA"/>
-        </w:rPr>
-        <w:t>зроблено тест-кейси.</w:t>
-      </w:r>
-    </w:p>
-    <w:p>
-      <w:pPr>
-        <w:pStyle w:val="p1"/>
-        <w:rPr>
-          <w:lang w:val="uk-UA"/>
-        </w:rPr>
-      </w:pPr>
-      <w:r>
-        <w:rPr>
-          <w:lang w:val="uk-UA"/>
-        </w:rPr>
-      </w:r>
-    </w:p>
-    <w:p>
-      <w:pPr>
-        <w:pStyle w:val="h1"/>
-        <w:rPr/>
-      </w:pPr>
-      <w:r>
-        <w:rPr/>
         <w:t>Питання</w:t>
       </w:r>
     </w:p>
@@ -926,13 +934,7 @@
         <w:rPr>
           <w:lang w:val="uk-UA"/>
         </w:rPr>
-        <w:t xml:space="preserve">Тест кейс є набором параметрів і кроків для виконання аби досягнути </w:t>
-      </w:r>
-      <w:r>
-        <w:rPr>
-          <w:lang w:val="uk-UA"/>
-        </w:rPr>
-        <w:t>бажаного результату.</w:t>
+        <w:t>Тест кейс є набором параметрів і кроків для виконання аби досягнути бажаного результату.</w:t>
       </w:r>
     </w:p>
     <w:p>
@@ -1472,8 +1474,8 @@
       <w:lang w:val="en-US"/>
     </w:rPr>
   </w:style>
-  <w:style w:type="character" w:styleId="Style14">
-    <w:name w:val="Маркери"/>
+  <w:style w:type="character" w:styleId="user">
+    <w:name w:val="Маркери (user)"/>
     <w:qFormat/>
     <w:rPr>
       <w:rFonts w:ascii="OpenSymbol" w:hAnsi="OpenSymbol" w:eastAsia="OpenSymbol" w:cs="OpenSymbol"/>
@@ -1487,7 +1489,7 @@
       <w:bCs/>
     </w:rPr>
   </w:style>
-  <w:style w:type="paragraph" w:styleId="Style15" w:customStyle="1">
+  <w:style w:type="paragraph" w:styleId="Style14" w:customStyle="1">
     <w:name w:val="Заголовок"/>
     <w:basedOn w:val="Normal"/>
     <w:next w:val="BodyText"/>
@@ -1538,7 +1540,7 @@
       <w:szCs w:val="24"/>
     </w:rPr>
   </w:style>
-  <w:style w:type="paragraph" w:styleId="Style16" w:customStyle="1">
+  <w:style w:type="paragraph" w:styleId="Style15" w:customStyle="1">
     <w:name w:val="Покажчик"/>
     <w:basedOn w:val="Normal"/>
     <w:uiPriority w:val="0"/>
@@ -1550,7 +1552,7 @@
       <w:rFonts w:cs="Lucida Sans"/>
     </w:rPr>
   </w:style>
-  <w:style w:type="paragraph" w:styleId="user" w:customStyle="1">
+  <w:style w:type="paragraph" w:styleId="user1" w:customStyle="1">
     <w:name w:val="Заголовок (user)"/>
     <w:basedOn w:val="Normal"/>
     <w:next w:val="BodyText"/>
@@ -1566,7 +1568,7 @@
       <w:szCs w:val="28"/>
     </w:rPr>
   </w:style>
-  <w:style w:type="paragraph" w:styleId="user1" w:customStyle="1">
+  <w:style w:type="paragraph" w:styleId="user2" w:customStyle="1">
     <w:name w:val="Покажчик (user)"/>
     <w:basedOn w:val="Normal"/>
     <w:uiPriority w:val="0"/>
@@ -1689,8 +1691,8 @@
       <w:lang w:val="en-US"/>
     </w:rPr>
   </w:style>
-  <w:style w:type="paragraph" w:styleId="user2">
-    <w:name w:val="Вміст рамки (user)"/>
+  <w:style w:type="paragraph" w:styleId="Style16">
+    <w:name w:val="Вміст рамки"/>
     <w:basedOn w:val="Normal"/>
     <w:qFormat/>
     <w:pPr/>
